--- a/downloads/student/Unit 02/Handout 02.19 - Paper Ledger.docx
+++ b/downloads/student/Unit 02/Handout 02.19 - Paper Ledger.docx
@@ -38,47 +38,89 @@
         </w:rPr>
         <w:t xml:space="preserve">The rules.</w:t>
       </w:r>
+    </w:p>
+    <w:p>
+      <w:pPr>
+        <w:numPr>
+          <w:ilvl w:val="0"/>
+          <w:numId w:val="1001"/>
+        </w:numPr>
+        <w:pStyle w:val="Compact"/>
+      </w:pPr>
       <w:r>
-        <w:t xml:space="preserve"> </w:t>
+        <w:t xml:space="preserve">You start with AQ25,000 cash and no units.</w:t>
       </w:r>
+    </w:p>
+    <w:p>
+      <w:pPr>
+        <w:numPr>
+          <w:ilvl w:val="0"/>
+          <w:numId w:val="1001"/>
+        </w:numPr>
+        <w:pStyle w:val="Compact"/>
+      </w:pPr>
       <w:r>
-        <w:t xml:space="preserve">- You start with AQ25,000 cash and no units.</w:t>
+        <w:t xml:space="preserve">Whole units only. Cash may never go below zero.</w:t>
       </w:r>
+    </w:p>
+    <w:p>
+      <w:pPr>
+        <w:numPr>
+          <w:ilvl w:val="0"/>
+          <w:numId w:val="1001"/>
+        </w:numPr>
+        <w:pStyle w:val="Compact"/>
+      </w:pPr>
       <w:r>
-        <w:t xml:space="preserve"> </w:t>
+        <w:t xml:space="preserve">A buy: cash goes down by units times price. Units go up.</w:t>
       </w:r>
+    </w:p>
+    <w:p>
+      <w:pPr>
+        <w:numPr>
+          <w:ilvl w:val="0"/>
+          <w:numId w:val="1001"/>
+        </w:numPr>
+        <w:pStyle w:val="Compact"/>
+      </w:pPr>
       <w:r>
-        <w:t xml:space="preserve">- Whole units only. Cash may never go below zero.</w:t>
+        <w:t xml:space="preserve">A sell: cash goes up by units times price. Units go down. You cannot sell units you do not hold.</w:t>
       </w:r>
+    </w:p>
+    <w:p>
+      <w:pPr>
+        <w:numPr>
+          <w:ilvl w:val="0"/>
+          <w:numId w:val="1001"/>
+        </w:numPr>
+        <w:pStyle w:val="Compact"/>
+      </w:pPr>
       <w:r>
-        <w:t xml:space="preserve"> </w:t>
+        <w:t xml:space="preserve">Every trade goes in the trade log, in order, the moment you make it.</w:t>
       </w:r>
+    </w:p>
+    <w:p>
+      <w:pPr>
+        <w:numPr>
+          <w:ilvl w:val="0"/>
+          <w:numId w:val="1001"/>
+        </w:numPr>
+        <w:pStyle w:val="Compact"/>
+      </w:pPr>
       <w:r>
-        <w:t xml:space="preserve">- A buy: cash goes down by units times price. Units go up.</w:t>
+        <w:t xml:space="preserve">At the end of every day, fill in the daily fortune table: cash, plus the value of every venture you hold (units times today’s price), equals total fortune.</w:t>
       </w:r>
+    </w:p>
+    <w:p>
+      <w:pPr>
+        <w:numPr>
+          <w:ilvl w:val="0"/>
+          <w:numId w:val="1001"/>
+        </w:numPr>
+        <w:pStyle w:val="Compact"/>
+      </w:pPr>
       <w:r>
-        <w:t xml:space="preserve"> </w:t>
-      </w:r>
-      <w:r>
-        <w:t xml:space="preserve">- A sell: cash goes up by units times price. Units go down. You cannot sell units you do not hold.</w:t>
-      </w:r>
-      <w:r>
-        <w:t xml:space="preserve"> </w:t>
-      </w:r>
-      <w:r>
-        <w:t xml:space="preserve">- Every trade goes in the trade log, in order, the moment you make it.</w:t>
-      </w:r>
-      <w:r>
-        <w:t xml:space="preserve"> </w:t>
-      </w:r>
-      <w:r>
-        <w:t xml:space="preserve">- At the end of every day, fill in the daily fortune table: cash, plus the value of every venture you hold (units times today’s price), equals total fortune.</w:t>
-      </w:r>
-      <w:r>
-        <w:t xml:space="preserve"> </w:t>
-      </w:r>
-      <w:r>
-        <w:t xml:space="preserve">- The teacher initials the day’s total.</w:t>
+        <w:t xml:space="preserve">The teacher initials the day’s total.</w:t>
       </w:r>
     </w:p>
     <w:p>
@@ -2490,8 +2532,114 @@
       </w:pPr>
     </w:lvl>
   </w:abstractNum>
+  <w:abstractNum w:abstractNumId="991">
+    <w:nsid w:val="ea454b4c"/>
+    <w:multiLevelType w:val="multilevel"/>
+    <w:lvl w:ilvl="0">
+      <w:numFmt w:val="bullet"/>
+      <w:lvlText w:val="•"/>
+      <w:lvlJc w:val="left"/>
+      <w:pPr>
+        <w:tabs>
+          <w:tab w:val="num" w:pos="0"/>
+        </w:tabs>
+        <w:ind w:left="480" w:hanging="480"/>
+      </w:pPr>
+    </w:lvl>
+    <w:lvl w:ilvl="1">
+      <w:numFmt w:val="bullet"/>
+      <w:lvlText w:val="–"/>
+      <w:lvlJc w:val="left"/>
+      <w:pPr>
+        <w:tabs>
+          <w:tab w:val="num" w:pos="720"/>
+        </w:tabs>
+        <w:ind w:left="1200" w:hanging="480"/>
+      </w:pPr>
+    </w:lvl>
+    <w:lvl w:ilvl="2">
+      <w:numFmt w:val="bullet"/>
+      <w:lvlText w:val="•"/>
+      <w:lvlJc w:val="left"/>
+      <w:pPr>
+        <w:tabs>
+          <w:tab w:val="num" w:pos="1440"/>
+        </w:tabs>
+        <w:ind w:left="1920" w:hanging="480"/>
+      </w:pPr>
+    </w:lvl>
+    <w:lvl w:ilvl="3">
+      <w:numFmt w:val="bullet"/>
+      <w:lvlText w:val="–"/>
+      <w:lvlJc w:val="left"/>
+      <w:pPr>
+        <w:tabs>
+          <w:tab w:val="num" w:pos="2160"/>
+        </w:tabs>
+        <w:ind w:left="2640" w:hanging="480"/>
+      </w:pPr>
+    </w:lvl>
+    <w:lvl w:ilvl="4">
+      <w:numFmt w:val="bullet"/>
+      <w:lvlText w:val="•"/>
+      <w:lvlJc w:val="left"/>
+      <w:pPr>
+        <w:tabs>
+          <w:tab w:val="num" w:pos="2880"/>
+        </w:tabs>
+        <w:ind w:left="3360" w:hanging="480"/>
+      </w:pPr>
+    </w:lvl>
+    <w:lvl w:ilvl="5">
+      <w:numFmt w:val="bullet"/>
+      <w:lvlText w:val="–"/>
+      <w:lvlJc w:val="left"/>
+      <w:pPr>
+        <w:tabs>
+          <w:tab w:val="num" w:pos="3600"/>
+        </w:tabs>
+        <w:ind w:left="4080" w:hanging="480"/>
+      </w:pPr>
+    </w:lvl>
+    <w:lvl w:ilvl="6">
+      <w:numFmt w:val="bullet"/>
+      <w:lvlText w:val="•"/>
+      <w:lvlJc w:val="left"/>
+      <w:pPr>
+        <w:tabs>
+          <w:tab w:val="num" w:pos="4320"/>
+        </w:tabs>
+        <w:ind w:left="4800" w:hanging="480"/>
+      </w:pPr>
+    </w:lvl>
+    <w:lvl w:ilvl="7">
+      <w:numFmt w:val="bullet"/>
+      <w:lvlText w:val="–"/>
+      <w:lvlJc w:val="left"/>
+      <w:pPr>
+        <w:tabs>
+          <w:tab w:val="num" w:pos="5040"/>
+        </w:tabs>
+        <w:ind w:left="5520" w:hanging="480"/>
+      </w:pPr>
+    </w:lvl>
+    <w:lvl w:ilvl="8">
+      <w:numFmt w:val="bullet"/>
+      <w:lvlText w:val="•"/>
+      <w:lvlJc w:val="left"/>
+      <w:pPr>
+        <w:tabs>
+          <w:tab w:val="num" w:pos="5760"/>
+        </w:tabs>
+        <w:ind w:left="6240" w:hanging="480"/>
+      </w:pPr>
+    </w:lvl>
+  </w:abstractNum>
   <w:num w:numId="1000">
     <w:abstractNumId w:val="990"/>
+  </w:num>
+  <w:num w:numId="1001">
+    <w:abstractNumId w:val="991"/>
   </w:num>
 </w:numbering>
 </file>
